--- a/protected-assets/OneCommandment.docx
+++ b/protected-assets/OneCommandment.docx
@@ -154,7 +154,7 @@
           <w:sz w:val="23"/>
           <w:szCs w:val="23"/>
         </w:rPr>
-        <w:t xml:space="preserve">Every clock needs a starting line, and Gabriel named this one: a commandment to restore and build Jerusalem. But before we look for that commandment, we need to understand the words Gabriel chose, because Daniel understood them in a way most readers today miss.</w:t>
+        <w:t>Every clock needs a starting line, and Gabriel named this one: a commandment to restore and build Jerusalem. But before I look for that commandment, I need to explain the words Gabriel chose, because Daniel understood them in a way most readers today miss.</w:t>
       </w:r>
     </w:p>
     <w:p>
